--- a/Ferdinard_Ashonibare_Fullstack_Engineer_v2.docx
+++ b/Ferdinard_Ashonibare_Fullstack_Engineer_v2.docx
@@ -39,7 +39,7 @@
         <w:br/>
         <w:t xml:space="preserve">    font-size: 10.5pt;</w:t>
         <w:br/>
-        <w:t xml:space="preserve">    line-height: 1.35;</w:t>
+        <w:t xml:space="preserve">    line-height: 1.22;</w:t>
         <w:br/>
         <w:t xml:space="preserve">    color: #1c1c1c;</w:t>
         <w:br/>
@@ -54,7 +54,7 @@
         <w:br/>
         <w:t xml:space="preserve">  /* ---------- Header ---------- */</w:t>
         <w:br/>
-        <w:t xml:space="preserve">  header { text-align: center; margin-bottom: 3mm; }</w:t>
+        <w:t xml:space="preserve">  header { text-align: center; margin-bottom: 2mm; }</w:t>
         <w:br/>
         <w:t xml:space="preserve">  header h1 {</w:t>
         <w:br/>
@@ -97,7 +97,7 @@
         <w:br/>
         <w:t xml:space="preserve">  /* ---------- Sections ---------- */</w:t>
         <w:br/>
-        <w:t xml:space="preserve">  section { margin-top: 3.5mm; }</w:t>
+        <w:t xml:space="preserve">  section { margin-top: 2mm; }</w:t>
         <w:br/>
         <w:t xml:space="preserve">  section h2 {</w:t>
         <w:br/>
@@ -113,12 +113,12 @@
         <w:br/>
         <w:t xml:space="preserve">    padding-bottom: 0.8mm;</w:t>
         <w:br/>
-        <w:t xml:space="preserve">    margin-bottom: 2mm;</w:t>
+        <w:t xml:space="preserve">    margin-bottom: 1.4mm;</w:t>
         <w:br/>
         <w:t xml:space="preserve">  }</w:t>
         <w:br/>
         <w:br/>
-        <w:t xml:space="preserve">  .entry { margin-bottom: 2.5mm; }</w:t>
+        <w:t xml:space="preserve">  .entry { margin-bottom: 1.5mm; }</w:t>
         <w:br/>
         <w:t xml:space="preserve">  .entry-head {</w:t>
         <w:br/>
@@ -134,14 +134,14 @@
         <w:br/>
         <w:t xml:space="preserve">  .entry-head .dates { font-size: 9.5pt; color: #555; white-space: nowrap; padding-left: 3mm; }</w:t>
         <w:br/>
-        <w:t xml:space="preserve">  .context { font-style: italic; color: #444; font-size: 9.8pt; margin: 0.4mm 0 1mm 0; }</w:t>
+        <w:t xml:space="preserve">  .context { font-style: italic; color: #444; font-size: 9.8pt; margin: 0.2mm 0 0.6mm 0; }</w:t>
         <w:br/>
         <w:t xml:space="preserve">  .context a { color: #444; }</w:t>
         <w:br/>
         <w:br/>
-        <w:t xml:space="preserve">  ul { margin: 1mm 0 0 4mm; }</w:t>
-        <w:br/>
-        <w:t xml:space="preserve">  li { margin-bottom: 0.8mm; }</w:t>
+        <w:t xml:space="preserve">  ul { margin: 0.5mm 0 0 4mm; }</w:t>
+        <w:br/>
+        <w:t xml:space="preserve">  li { margin-bottom: 0.4mm; }</w:t>
         <w:br/>
         <w:br/>
         <w:t xml:space="preserve">  /* ---------- Skills ---------- */</w:t>
@@ -477,6 +477,21 @@
     </w:p>
     <w:p>
       <w:pPr>
+        <w:spacing w:before="0" w:after="30" w:line="240" w:lineRule="auto"/>
+      </w:pPr>
+      <w:r>
+        <w:rPr>
+          <w:rFonts w:ascii="Calibri" w:hAnsi="Calibri" w:cs="Calibri"/>
+          <w:sz w:val="20"/>
+          <w:szCs w:val="20"/>
+          <w:i/>
+          <w:color w:val="444444"/>
+        </w:rPr>
+        <w:t xml:space="preserve">Demo: (add live URL) · Repo: (add repo URL)</w:t>
+      </w:r>
+    </w:p>
+    <w:p>
+      <w:pPr>
         <w:ind w:left="340" w:hanging="170"/>
         <w:spacing w:before="0" w:after="30" w:line="240" w:lineRule="auto"/>
       </w:pPr>
@@ -599,6 +614,21 @@
     </w:p>
     <w:p>
       <w:pPr>
+        <w:spacing w:before="0" w:after="30" w:line="240" w:lineRule="auto"/>
+      </w:pPr>
+      <w:r>
+        <w:rPr>
+          <w:rFonts w:ascii="Calibri" w:hAnsi="Calibri" w:cs="Calibri"/>
+          <w:sz w:val="20"/>
+          <w:szCs w:val="20"/>
+          <w:i/>
+          <w:color w:val="444444"/>
+        </w:rPr>
+        <w:t xml:space="preserve">Demo: (add live URL) · Repo: (add repo URL)</w:t>
+      </w:r>
+    </w:p>
+    <w:p>
+      <w:pPr>
         <w:ind w:left="340" w:hanging="170"/>
         <w:spacing w:before="0" w:after="30" w:line="240" w:lineRule="auto"/>
       </w:pPr>
@@ -661,6 +691,82 @@
           <w:szCs w:val="21"/>
         </w:rPr>
         <w:t xml:space="preserve">Prioritizing developer experience, secure-by-default architecture, and multi-tenancy safety in every generated app.</w:t>
+      </w:r>
+    </w:p>
+    <w:p>
+      <w:pPr>
+        <w:tabs>
+          <w:tab w:val="right" w:pos="10432"/>
+        </w:tabs>
+        <w:spacing w:before="0" w:after="40" w:line="240" w:lineRule="auto"/>
+      </w:pPr>
+      <w:r>
+        <w:rPr>
+          <w:rFonts w:ascii="Calibri" w:hAnsi="Calibri" w:cs="Calibri"/>
+          <w:sz w:val="21"/>
+          <w:szCs w:val="21"/>
+          <w:b/>
+          <w:bCs/>
+          <w:color w:val="111111"/>
+        </w:rPr>
+        <w:t xml:space="preserve">Wura Grand Hotel — Premium Hotel Website</w:t>
+      </w:r>
+    </w:p>
+    <w:p>
+      <w:pPr>
+        <w:spacing w:before="0" w:after="30" w:line="240" w:lineRule="auto"/>
+      </w:pPr>
+      <w:r>
+        <w:rPr>
+          <w:rFonts w:ascii="Calibri" w:hAnsi="Calibri" w:cs="Calibri"/>
+          <w:sz w:val="20"/>
+          <w:szCs w:val="20"/>
+          <w:i/>
+          <w:color w:val="444444"/>
+        </w:rPr>
+        <w:t xml:space="preserve">Refined, brand-led hotel website — room and suite showcases and booking journeys built to turn first impressions into reservations. Live: </w:t>
+      </w:r>
+      <w:r>
+        <w:rPr>
+          <w:rFonts w:ascii="Calibri" w:hAnsi="Calibri" w:cs="Calibri"/>
+          <w:sz w:val="20"/>
+          <w:szCs w:val="20"/>
+          <w:i/>
+          <w:color w:val="444444"/>
+        </w:rPr>
+        <w:t xml:space="preserve">wura-y0y5.onrender.com</w:t>
+      </w:r>
+      <w:r>
+        <w:rPr>
+          <w:rFonts w:ascii="Calibri" w:hAnsi="Calibri" w:cs="Calibri"/>
+          <w:sz w:val="20"/>
+          <w:szCs w:val="20"/>
+          <w:i/>
+          <w:color w:val="444444"/>
+        </w:rPr>
+        <w:t xml:space="preserve"> · Stack: React, Tailwind CSS, Node.js</w:t>
+      </w:r>
+    </w:p>
+    <w:p>
+      <w:pPr>
+        <w:ind w:left="340" w:hanging="170"/>
+        <w:spacing w:before="0" w:after="30" w:line="240" w:lineRule="auto"/>
+      </w:pPr>
+      <w:r>
+        <w:rPr>
+          <w:rFonts w:ascii="Calibri" w:hAnsi="Calibri" w:cs="Calibri"/>
+          <w:sz w:val="21"/>
+          <w:szCs w:val="21"/>
+        </w:rPr>
+        <w:t xml:space="preserve">•  </w:t>
+      </w:r>
+      <w:r>
+        <w:rPr>
+          <w:rFonts w:ascii="Calibri" w:hAnsi="Calibri" w:cs="Calibri"/>
+          <w:sz w:val="21"/>
+          <w:szCs w:val="21"/>
+        </w:rPr>
+        <w:t xml:space="preserve">Designed and shipped a premium, mobile-first hotel website focused on driving direct reservations on any device.</w:t>
       </w:r>
     </w:p>
     <w:p>
